--- a/applications/netflix/JR39731-compute-runtime/Jordan_Newman_Netflix_Compute_Runtime_Resume.docx
+++ b/applications/netflix/JR39731-compute-runtime/Jordan_Newman_Netflix_Compute_Runtime_Resume.docx
@@ -25,7 +25,7 @@
           <w:b/>
           <w:sz w:val="20"/>
         </w:rPr>
-        <w:t>Distributed Systems Engineer | Compute Runtime, Systems Software, Infrastructure</w:t>
+        <w:t>Distributed Systems Engineer | Compute Infrastructure, Runtime, Systems Software</w:t>
       </w:r>
     </w:p>
     <w:p>
@@ -61,7 +61,7 @@
     </w:p>
     <w:p>
       <w:r>
-        <w:t>Distributed systems and systems software engineer with deep experience building production runtime, networking, kernel, and infrastructure software. Architected and operated systems spanning approximately 3,000-4,000 servers, 10 locations, and more than 65 Gbps of peak traffic. Built a non-blocking FreeBSD HTTP/CDN runtime in C, specialized I/O workers, kernel modules, DDoS defenses, telemetry, deployment automation, and modern container and infrastructure-as-code workflows. Brings hands-on depth from kernel interfaces through large-scale production operations.</w:t>
+        <w:t>Distributed systems and systems software engineer with more than 20 years of software development and production infrastructure experience. Architected, built, debugged, and operated large-scale compute and networking platforms spanning approximately 3,000-4,000 servers, 10 locations, and more than 65 Gbps of peak traffic. Built a non-blocking FreeBSD HTTP/CDN runtime in C, specialized I/O workers, kernel modules, performance and troubleshooting tools, DDoS defenses, telemetry, deployment automation, and modern Kubernetes, container, and infrastructure-as-code workflows. Production Kubernetes experience is supplemented by hands-on lab work with kubelet, containerd, and runc, plus familiarity with NRI plugin architecture. Strongly familiar with Linux kernel architecture and systems internals, backed by production FreeBSD kernel-module development. Brings hands-on depth from operating-system and networking internals through fleet-scale reliability and operations.</w:t>
       </w:r>
     </w:p>
     <w:p>
@@ -111,10 +111,10 @@
         <w:rPr>
           <w:b/>
         </w:rPr>
-        <w:t>Systems:</w:t>
+        <w:t>Systems and Performance:</w:t>
       </w:r>
       <w:r>
-        <w:t xml:space="preserve"> FreeBSD, Linux, kernel modules, system calls, operating systems, kqueue, sendfile(), GDB, TCP/IP, non-blocking I/O</w:t>
+        <w:t xml:space="preserve"> Linux kernel architecture and internals, FreeBSD kernel-module development, system calls, processes, memory, networking, filesystems, scheduling, kqueue, sendfile(), GDB, performance debugging, troubleshooting, non-blocking I/O</w:t>
       </w:r>
     </w:p>
     <w:p>
@@ -132,10 +132,10 @@
         <w:rPr>
           <w:b/>
         </w:rPr>
-        <w:t>Networking/Security:</w:t>
+        <w:t>Networking:</w:t>
       </w:r>
       <w:r>
-        <w:t xml:space="preserve"> HTTP, DNS, CDN architecture, socket programming, DDoS detection/mitigation, packet capture, libpcap, IPFW, authentication, telemetry</w:t>
+        <w:t xml:space="preserve"> TCP/IP, IPv4, sockets, HTTP, DNS, CDN architecture, packet capture, libpcap, IPFW, host networking, authentication, telemetry</w:t>
       </w:r>
     </w:p>
     <w:p>
@@ -153,10 +153,10 @@
         <w:rPr>
           <w:b/>
         </w:rPr>
-        <w:t>Cloud/DevOps:</w:t>
+        <w:t>Cloud and Orchestration:</w:t>
       </w:r>
       <w:r>
-        <w:t xml:space="preserve"> Azure DevOps, Docker, Kubernetes, Terraform, CI/CD, security scanning, deployment automation</w:t>
+        <w:t xml:space="preserve"> Kubernetes, Docker, container orchestration, Terraform, Azure DevOps, CI/CD, security scanning, deployment automation; experimental kubelet, containerd, and runc; familiarity with NRI plugin architecture</w:t>
       </w:r>
     </w:p>
     <w:p>
@@ -233,7 +233,7 @@
         <w:t xml:space="preserve">• </w:t>
       </w:r>
       <w:r>
-        <w:t>Separated latency-sensitive event processing from blocking disk work through dedicated I/O workers and SF_NODISKIO-aware handling.</w:t>
+        <w:t>Diagnosed and removed runtime bottlenecks by separating latency-sensitive event processing from blocking disk work through dedicated I/O workers and SF_NODISKIO-aware handling.</w:t>
       </w:r>
     </w:p>
     <w:p>
@@ -248,7 +248,7 @@
         <w:t xml:space="preserve">• </w:t>
       </w:r>
       <w:r>
-        <w:t>Architected and operated distributed production infrastructure spanning thousands of servers and multiple geographic locations.</w:t>
+        <w:t>Architected and operated distributed compute, hosting, and CDN infrastructure spanning thousands of servers and multiple geographic locations.</w:t>
       </w:r>
     </w:p>
     <w:p>
@@ -263,7 +263,7 @@
         <w:t xml:space="preserve">• </w:t>
       </w:r>
       <w:r>
-        <w:t>Built observability, traffic analysis, DNS monitoring, authentication, deployment, security, and DDoS mitigation systems for 24/7 infrastructure.</w:t>
+        <w:t>Built observability, traffic analysis, DNS monitoring, authentication, deployment, security, and DDoS mitigation systems for 24/7 production operations.</w:t>
       </w:r>
     </w:p>
     <w:p>
@@ -278,7 +278,37 @@
         <w:t xml:space="preserve">• </w:t>
       </w:r>
       <w:r>
-        <w:t>Implemented Kubernetes, Docker, Terraform, Azure DevOps, CI/CD, and security-scanning workflows in modern engineering environments.</w:t>
+        <w:t>Implemented Kubernetes, Docker, Terraform, Azure DevOps, CI/CD, and security-scanning workflows across modern engineering environments.</w:t>
+      </w:r>
+    </w:p>
+    <w:p>
+      <w:pPr>
+        <w:spacing w:after="16"/>
+        <w:ind w:left="230" w:hanging="173"/>
+      </w:pPr>
+      <w:r>
+        <w:rPr>
+          <w:b/>
+        </w:rPr>
+        <w:t xml:space="preserve">• </w:t>
+      </w:r>
+      <w:r>
+        <w:t>Used kubelet, containerd, and runc in hands-on experiments and studied the fundamentals of developing NRI plugins; this work was exploratory rather than production runtime development.</w:t>
+      </w:r>
+    </w:p>
+    <w:p>
+      <w:pPr>
+        <w:spacing w:after="16"/>
+        <w:ind w:left="230" w:hanging="173"/>
+      </w:pPr>
+      <w:r>
+        <w:rPr>
+          <w:b/>
+        </w:rPr>
+        <w:t xml:space="preserve">• </w:t>
+      </w:r>
+      <w:r>
+        <w:t>Brings strong Linux kernel familiarity and production kernel-development experience on FreeBSD, without claiming Linux kernel-module authorship.</w:t>
       </w:r>
     </w:p>
     <w:p>
@@ -310,7 +340,7 @@
         <w:t>PrimeHTTPD:</w:t>
       </w:r>
       <w:r>
-        <w:t xml:space="preserve"> Architected and implemented a high-performance, non-blocking, kqueue-based HTTP/CDN server in C for FreeBSD. Used sendfile(), SF_NODISKIO, TCP_NODELAY, TCP_NOPUSH, O_NONBLOCK, accept_filter_http, persistent connections, and dedicated I/O workers.</w:t>
+        <w:t xml:space="preserve"> Architected and implemented a high-performance, non-blocking, kqueue-based HTTP/CDN runtime in C for FreeBSD. Used sendfile(), SF_NODISKIO, TCP_NODELAY, TCP_NOPUSH, O_NONBLOCK, accept_filter_http, persistent connections, and dedicated I/O workers to improve throughput, reliability, and latency under production load.</w:t>
       </w:r>
     </w:p>
     <w:p>
@@ -331,7 +361,7 @@
         <w:t>VirtualDir:</w:t>
       </w:r>
       <w:r>
-        <w:t xml:space="preserve"> Designed and developed a FreeBSD kernel module that intercepted filesystem-related syscalls and transparently remapped paths from configuration, enabling shared physical layouts without chroot jails; included the vdcli runtime management tool.</w:t>
+        <w:t xml:space="preserve"> Designed and developed a production FreeBSD kernel module that intercepted filesystem-related syscalls and transparently remapped paths from configuration, enabling shared physical layouts without chroot jails; included the vdcli runtime management tool.</w:t>
       </w:r>
     </w:p>
     <w:p>
@@ -352,7 +382,7 @@
         <w:t>PrimeDump:</w:t>
       </w:r>
       <w:r>
-        <w:t xml:space="preserve"> Built a libpcap-based real-time traffic analyzer decoding Ethernet, IP, TCP, UDP, and ICMPv6 with ncurses views and IPFW integration.</w:t>
+        <w:t xml:space="preserve"> Built a libpcap-based real-time network troubleshooting and traffic-analysis tool decoding Ethernet, IPv4/IPv6, TCP, UDP, and ICMPv6 with ncurses views and IPFW integration.</w:t>
       </w:r>
     </w:p>
     <w:p>
@@ -439,7 +469,7 @@
         <w:t xml:space="preserve">• </w:t>
       </w:r>
       <w:r>
-        <w:t>Implemented Azure DevOps, Docker, Kubernetes, Terraform, CI/CD, and security-scanning workflows across engineering teams.</w:t>
+        <w:t>Implemented Kubernetes, Docker, Terraform, Azure DevOps, CI/CD, and security-scanning workflows across engineering teams.</w:t>
       </w:r>
     </w:p>
     <w:p>
@@ -454,7 +484,7 @@
         <w:t xml:space="preserve">• </w:t>
       </w:r>
       <w:r>
-        <w:t>Served as a member of the Architecture Team, collaborating with fellow architects and the architecture lead to make technical decisions, define engineering standards, guide platform direction, and develop shared libraries, documentation, and AI-assisted engineering workflows.</w:t>
+        <w:t>Served as a member of the Architecture Team, collaborating with fellow architects and the architecture lead to design technical solutions, define engineering standards, guide platform direction, and develop shared libraries, documentation, and AI-assisted engineering workflows.</w:t>
       </w:r>
     </w:p>
     <w:p>
@@ -705,7 +735,7 @@
         <w:t xml:space="preserve">• </w:t>
       </w:r>
       <w:r>
-        <w:t>Architected and operated hosting and CDN infrastructure spanning approximately 3,000-4,000 servers, 10 locations, multiple datacenters, and more than 65 Gbps of peak traffic.</w:t>
+        <w:t>Architected and operated compute, hosting, and CDN infrastructure spanning approximately 3,000-4,000 servers, 10 locations, multiple datacenters, and more than 65 Gbps of peak traffic.</w:t>
       </w:r>
     </w:p>
     <w:p>
@@ -733,7 +763,7 @@
         <w:t xml:space="preserve">• </w:t>
       </w:r>
       <w:r>
-        <w:t>Designed and built PrimeHTTPD, a high-performance, non-blocking, kqueue-based HTTP/CDN server in C for FreeBSD; deployed it across approximately 200 servers and supported more than 150,000 concurrent connections.</w:t>
+        <w:t>Designed and built PrimeHTTPD, a high-performance, non-blocking, kqueue-based HTTP/CDN runtime in C for FreeBSD; deployed it across approximately 200 servers and supported more than 150,000 concurrent connections.</w:t>
       </w:r>
     </w:p>
     <w:p>
@@ -748,7 +778,7 @@
         <w:t xml:space="preserve">• </w:t>
       </w:r>
       <w:r>
-        <w:t>Leveraged sendfile(), SF_NODISKIO, TCP_NODELAY, TCP_NOPUSH, O_NONBLOCK, accept_filter_http, persistent connections, and dedicated I/O workers to keep disk operations from blocking the networking event loop.</w:t>
+        <w:t>Debugged performance and operational issues across the runtime and operating-system boundary, using sendfile(), SF_NODISKIO, TCP_NODELAY, TCP_NOPUSH, O_NONBLOCK, accept_filter_http, persistent connections, and dedicated I/O workers to keep disk operations from blocking the networking event loop.</w:t>
       </w:r>
     </w:p>
     <w:p>

--- a/applications/netflix/JR39731-compute-runtime/Jordan_Newman_Netflix_Compute_Runtime_Resume.docx
+++ b/applications/netflix/JR39731-compute-runtime/Jordan_Newman_Netflix_Compute_Runtime_Resume.docx
@@ -61,7 +61,7 @@
     </w:p>
     <w:p>
       <w:r>
-        <w:t>Distributed systems and systems software engineer with more than 20 years of software development and production infrastructure experience. Architected, built, debugged, and operated large-scale compute and networking platforms spanning approximately 3,000-4,000 servers, 10 locations, and more than 65 Gbps of peak traffic. Built a non-blocking FreeBSD HTTP/CDN runtime in C, specialized I/O workers, kernel modules, performance and troubleshooting tools, DDoS defenses, telemetry, deployment automation, and modern Kubernetes, container, and infrastructure-as-code workflows. Production Kubernetes experience is supplemented by hands-on lab work with kubelet, containerd, and runc, plus familiarity with NRI plugin architecture. Strongly familiar with Linux kernel architecture and systems internals, backed by production FreeBSD kernel-module development. Brings hands-on depth from operating-system and networking internals through fleet-scale reliability and operations.</w:t>
+        <w:t>Distributed systems and systems software engineer with more than 20 years of software development and production infrastructure experience. Architected, built, debugged, and operated compute and networking platforms spanning approximately 3,000-4,000 servers, 10 locations, and more than 65 Gbps of peak traffic. Built production runtimes, kernel modules, performance tools, DDoS defenses, telemetry, deployment automation, and Kubernetes-based delivery workflows. Hands-on lab experience includes kubelet, containerd, runc, and NRI plugin architecture. Deeply familiar with Linux kernel architecture and systems internals, backed by production FreeBSD kernel-module development.</w:t>
       </w:r>
     </w:p>
     <w:p>
@@ -114,7 +114,7 @@
         <w:t>Systems and Performance:</w:t>
       </w:r>
       <w:r>
-        <w:t xml:space="preserve"> Linux kernel architecture and internals, FreeBSD kernel-module development, system calls, processes, memory, networking, filesystems, scheduling, kqueue, sendfile(), GDB, performance debugging, troubleshooting, non-blocking I/O</w:t>
+        <w:t xml:space="preserve"> Linux kernel architecture, FreeBSD kernel modules, system calls, processes, memory, networking, filesystems, scheduling, kqueue, sendfile(), GDB, performance debugging, troubleshooting, non-blocking I/O</w:t>
       </w:r>
     </w:p>
     <w:p>
@@ -156,7 +156,7 @@
         <w:t>Cloud and Orchestration:</w:t>
       </w:r>
       <w:r>
-        <w:t xml:space="preserve"> Kubernetes, Docker, container orchestration, Terraform, Azure DevOps, CI/CD, security scanning, deployment automation; experimental kubelet, containerd, and runc; familiarity with NRI plugin architecture</w:t>
+        <w:t xml:space="preserve"> Kubernetes, Docker, Terraform, Azure DevOps, CI/CD, security scanning, deployment automation; experimental kubelet, containerd, and runc; NRI plugin fundamentals</w:t>
       </w:r>
     </w:p>
     <w:p>
@@ -203,7 +203,7 @@
         <w:t xml:space="preserve">• </w:t>
       </w:r>
       <w:r>
-        <w:t>Designed and deployed PrimeHTTPD, a custom event-driven compute and HTTP serving runtime across approximately 200 production FreeBSD servers.</w:t>
+        <w:t>Designed and deployed PrimeHTTPD, a custom event-driven compute and HTTP runtime across approximately 200 production FreeBSD servers.</w:t>
       </w:r>
     </w:p>
     <w:p>
@@ -218,7 +218,7 @@
         <w:t xml:space="preserve">• </w:t>
       </w:r>
       <w:r>
-        <w:t>Supported more than 150,000 concurrent connections using kqueue, persistent connections, non-blocking sockets, zero-copy sendfile(), and FreeBSD-specific TCP and accept-filter optimizations.</w:t>
+        <w:t>Supported more than 150,000 concurrent connections with kqueue, persistent connections, non-blocking sockets, zero-copy sendfile(), and TCP optimizations.</w:t>
       </w:r>
     </w:p>
     <w:p>
@@ -233,7 +233,7 @@
         <w:t xml:space="preserve">• </w:t>
       </w:r>
       <w:r>
-        <w:t>Diagnosed and removed runtime bottlenecks by separating latency-sensitive event processing from blocking disk work through dedicated I/O workers and SF_NODISKIO-aware handling.</w:t>
+        <w:t>Removed runtime bottlenecks by isolating blocking disk work in dedicated I/O workers and using SF_NODISKIO-aware handling.</w:t>
       </w:r>
     </w:p>
     <w:p>
@@ -248,7 +248,7 @@
         <w:t xml:space="preserve">• </w:t>
       </w:r>
       <w:r>
-        <w:t>Architected and operated distributed compute, hosting, and CDN infrastructure spanning thousands of servers and multiple geographic locations.</w:t>
+        <w:t>Architected and operated distributed compute, hosting, and CDN infrastructure across thousands of servers and multiple regions.</w:t>
       </w:r>
     </w:p>
     <w:p>
@@ -263,7 +263,7 @@
         <w:t xml:space="preserve">• </w:t>
       </w:r>
       <w:r>
-        <w:t>Built observability, traffic analysis, DNS monitoring, authentication, deployment, security, and DDoS mitigation systems for 24/7 production operations.</w:t>
+        <w:t>Built observability, traffic analysis, DNS monitoring, authentication, deployment, security, and DDoS mitigation systems for 24/7 operations.</w:t>
       </w:r>
     </w:p>
     <w:p>
@@ -278,7 +278,7 @@
         <w:t xml:space="preserve">• </w:t>
       </w:r>
       <w:r>
-        <w:t>Implemented Kubernetes, Docker, Terraform, Azure DevOps, CI/CD, and security-scanning workflows across modern engineering environments.</w:t>
+        <w:t>Implemented Kubernetes, Docker, Terraform, Azure DevOps, CI/CD, and security-scanning workflows across engineering teams.</w:t>
       </w:r>
     </w:p>
     <w:p>
@@ -293,7 +293,7 @@
         <w:t xml:space="preserve">• </w:t>
       </w:r>
       <w:r>
-        <w:t>Used kubelet, containerd, and runc in hands-on experiments and studied the fundamentals of developing NRI plugins; this work was exploratory rather than production runtime development.</w:t>
+        <w:t>Used kubelet, containerd, and runc in hands-on experiments and studied NRI plugin development fundamentals; this was exploratory, not production runtime development.</w:t>
       </w:r>
     </w:p>
     <w:p>
@@ -308,7 +308,7 @@
         <w:t xml:space="preserve">• </w:t>
       </w:r>
       <w:r>
-        <w:t>Brings strong Linux kernel familiarity and production kernel-development experience on FreeBSD, without claiming Linux kernel-module authorship.</w:t>
+        <w:t>Applied strong Linux kernel knowledge alongside production FreeBSD kernel development, without claiming Linux kernel-module authorship.</w:t>
       </w:r>
     </w:p>
     <w:p>
@@ -340,7 +340,7 @@
         <w:t>PrimeHTTPD:</w:t>
       </w:r>
       <w:r>
-        <w:t xml:space="preserve"> Architected and implemented a high-performance, non-blocking, kqueue-based HTTP/CDN runtime in C for FreeBSD. Used sendfile(), SF_NODISKIO, TCP_NODELAY, TCP_NOPUSH, O_NONBLOCK, accept_filter_http, persistent connections, and dedicated I/O workers to improve throughput, reliability, and latency under production load.</w:t>
+        <w:t xml:space="preserve"> Built a non-blocking, kqueue-based HTTP/CDN runtime in C for FreeBSD. Used sendfile(), SF_NODISKIO, TCP_NODELAY, TCP_NOPUSH, O_NONBLOCK, accept filters, persistent connections, and dedicated I/O workers.</w:t>
       </w:r>
     </w:p>
     <w:p>
@@ -361,7 +361,7 @@
         <w:t>VirtualDir:</w:t>
       </w:r>
       <w:r>
-        <w:t xml:space="preserve"> Designed and developed a production FreeBSD kernel module that intercepted filesystem-related syscalls and transparently remapped paths from configuration, enabling shared physical layouts without chroot jails; included the vdcli runtime management tool.</w:t>
+        <w:t xml:space="preserve"> Developed a production FreeBSD kernel module that intercepted filesystem-related syscalls and remapped paths from configuration; included the vdcli runtime management tool.</w:t>
       </w:r>
     </w:p>
     <w:p>
@@ -382,7 +382,7 @@
         <w:t>PrimeDump:</w:t>
       </w:r>
       <w:r>
-        <w:t xml:space="preserve"> Built a libpcap-based real-time network troubleshooting and traffic-analysis tool decoding Ethernet, IPv4/IPv6, TCP, UDP, and ICMPv6 with ncurses views and IPFW integration.</w:t>
+        <w:t xml:space="preserve"> Built a libpcap-based network troubleshooting tool that decoded Ethernet, IPv4/IPv6, TCP, UDP, and ICMPv6 traffic with ncurses views and IPFW integration.</w:t>
       </w:r>
     </w:p>
     <w:p>
@@ -403,7 +403,7 @@
         <w:t>PrimeDNSTop:</w:t>
       </w:r>
       <w:r>
-        <w:t xml:space="preserve"> Built a DNS traffic monitor parsing UDP/53 and RFC 1035 queries to detect recursion attacks and rank source and domain activity.</w:t>
+        <w:t xml:space="preserve"> Built a DNS traffic monitor that parsed UDP/53 and RFC 1035 queries to detect recursion attacks and rank source and domain activity.</w:t>
       </w:r>
     </w:p>
     <w:p>
@@ -484,7 +484,22 @@
         <w:t xml:space="preserve">• </w:t>
       </w:r>
       <w:r>
-        <w:t>Served as a member of the Architecture Team, collaborating with fellow architects and the architecture lead to design technical solutions, define engineering standards, guide platform direction, and develop shared libraries, documentation, and AI-assisted engineering workflows.</w:t>
+        <w:t>Collaborated on the Architecture Team to design solutions, define standards, guide platform direction, and make decisions amid evolving requirements and competing priorities.</w:t>
+      </w:r>
+    </w:p>
+    <w:p>
+      <w:pPr>
+        <w:spacing w:after="16"/>
+        <w:ind w:left="230" w:hanging="173"/>
+      </w:pPr>
+      <w:r>
+        <w:rPr>
+          <w:b/>
+        </w:rPr>
+        <w:t xml:space="preserve">• </w:t>
+      </w:r>
+      <w:r>
+        <w:t>Developed shared libraries, technical documentation, and AI-assisted engineering workflows with architects and engineering teams.</w:t>
       </w:r>
     </w:p>
     <w:p>
@@ -763,7 +778,7 @@
         <w:t xml:space="preserve">• </w:t>
       </w:r>
       <w:r>
-        <w:t>Designed and built PrimeHTTPD, a high-performance, non-blocking, kqueue-based HTTP/CDN runtime in C for FreeBSD; deployed it across approximately 200 servers and supported more than 150,000 concurrent connections.</w:t>
+        <w:t>Designed and built PrimeHTTPD, a non-blocking HTTP/CDN runtime in C for FreeBSD; deployed it across approximately 200 servers and supported more than 150,000 concurrent connections.</w:t>
       </w:r>
     </w:p>
     <w:p>
@@ -778,7 +793,7 @@
         <w:t xml:space="preserve">• </w:t>
       </w:r>
       <w:r>
-        <w:t>Debugged performance and operational issues across the runtime and operating-system boundary, using sendfile(), SF_NODISKIO, TCP_NODELAY, TCP_NOPUSH, O_NONBLOCK, accept_filter_http, persistent connections, and dedicated I/O workers to keep disk operations from blocking the networking event loop.</w:t>
+        <w:t>Debugged performance and operational issues across the runtime and operating-system boundary using sendfile(), non-blocking I/O, accept filters, persistent connections, and dedicated I/O workers.</w:t>
       </w:r>
     </w:p>
     <w:p>
@@ -821,7 +836,7 @@
         <w:t xml:space="preserve">• </w:t>
       </w:r>
       <w:r>
-        <w:t>Built DDoS detection and mitigation systems, packet and DNS analysis tools, monitoring, telemetry, authentication, deployment, and security software used across production infrastructure.</w:t>
+        <w:t>Built DDoS mitigation, packet and DNS analysis, monitoring, telemetry, authentication, deployment, and security software for production infrastructure.</w:t>
       </w:r>
     </w:p>
     <w:p>

--- a/applications/netflix/JR39731-compute-runtime/Jordan_Newman_Netflix_Compute_Runtime_Resume.docx
+++ b/applications/netflix/JR39731-compute-runtime/Jordan_Newman_Netflix_Compute_Runtime_Resume.docx
@@ -39,6 +39,7 @@
     </w:p>
     <w:p>
       <w:pPr>
+        <w:keepNext/>
         <w:spacing w:after="0"/>
       </w:pPr>
       <w:r>
@@ -448,6 +449,7 @@
     </w:p>
     <w:p>
       <w:pPr>
+        <w:keepNext/>
         <w:spacing w:after="0"/>
       </w:pPr>
       <w:r>
@@ -512,6 +514,7 @@
     </w:p>
     <w:p>
       <w:pPr>
+        <w:keepNext/>
         <w:spacing w:after="0"/>
       </w:pPr>
       <w:r>
@@ -546,6 +549,7 @@
     </w:p>
     <w:p>
       <w:pPr>
+        <w:keepNext/>
         <w:spacing w:after="0"/>
       </w:pPr>
       <w:r>
@@ -580,6 +584,7 @@
     </w:p>
     <w:p>
       <w:pPr>
+        <w:keepNext/>
         <w:spacing w:after="0"/>
       </w:pPr>
       <w:r>
@@ -614,6 +619,7 @@
     </w:p>
     <w:p>
       <w:pPr>
+        <w:keepNext/>
         <w:spacing w:after="0"/>
       </w:pPr>
       <w:r>
@@ -648,6 +654,7 @@
     </w:p>
     <w:p>
       <w:pPr>
+        <w:keepNext/>
         <w:spacing w:after="0"/>
       </w:pPr>
       <w:r>
@@ -682,6 +689,7 @@
     </w:p>
     <w:p>
       <w:pPr>
+        <w:keepNext/>
         <w:spacing w:after="0"/>
       </w:pPr>
       <w:r>
@@ -716,6 +724,7 @@
     </w:p>
     <w:p>
       <w:pPr>
+        <w:keepNext/>
         <w:spacing w:after="0"/>
       </w:pPr>
       <w:r>
@@ -849,6 +858,7 @@
     </w:p>
     <w:p>
       <w:pPr>
+        <w:keepNext/>
         <w:spacing w:after="0"/>
       </w:pPr>
       <w:r>
